--- a/t29_s3.docx
+++ b/t29_s3.docx
@@ -3,2168 +3,998 @@
 <w:document xmlns:wpc="http://schemas.microsoft.com/office/word/2010/wordprocessingCanvas" xmlns:mo="http://schemas.microsoft.com/office/mac/office/2008/main" xmlns:mc="http://schemas.openxmlformats.org/markup-compatibility/2006" xmlns:mv="urn:schemas-microsoft-com:mac:vml" xmlns:o="urn:schemas-microsoft-com:office:office" xmlns:r="http://schemas.openxmlformats.org/officeDocument/2006/relationships" xmlns:m="http://schemas.openxmlformats.org/officeDocument/2006/math" xmlns:v="urn:schemas-microsoft-com:vml" xmlns:wp14="http://schemas.microsoft.com/office/word/2010/wordprocessingDrawing" xmlns:wp="http://schemas.openxmlformats.org/drawingml/2006/wordprocessingDrawing" xmlns:w10="urn:schemas-microsoft-com:office:word" xmlns:w="http://schemas.openxmlformats.org/wordprocessingml/2006/main" xmlns:w14="http://schemas.microsoft.com/office/word/2010/wordml" xmlns:wpg="http://schemas.microsoft.com/office/word/2010/wordprocessingGroup" xmlns:wpi="http://schemas.microsoft.com/office/word/2010/wordprocessingInk" xmlns:wne="http://schemas.microsoft.com/office/word/2006/wordml" xmlns:wps="http://schemas.microsoft.com/office/word/2010/wordprocessingShape" mc:Ignorable="w14 wp14">
   <w:body>
     <w:p>
-      <w:pPr>
-        <w:spacing w:after="20" w:before="120"/>
-      </w:pPr>
       <w:r>
-        <w:rPr>
-          <w:b/>
-          <w:sz w:val="22"/>
-        </w:rPr>
-        <w:t>Question: A 32-week pregnant woman presents with vaginal discharge and a POSITIVE fetal fibronectin (fFN) test. What does this indicate?</w:t>
+        <w:t xml:space="preserve">Question: A client with a pneumothorax has a chest tube inserted. The nurse notes that the water in the water-seal chamber rises and falls with the client's respirations. This finding indicates:</w:t>
       </w:r>
     </w:p>
     <w:p>
-      <w:pPr>
-        <w:spacing w:after="0" w:before="0"/>
-      </w:pPr>
       <w:r>
-        <w:rPr>
-          <w:b w:val="0"/>
-          <w:sz w:val="22"/>
-        </w:rPr>
-        <w:t>(a) High risk of Preterm labor within 7–14 days</w:t>
+        <w:t xml:space="preserve">(a) Normal functioning of the chest drainage system</w:t>
       </w:r>
     </w:p>
     <w:p>
-      <w:pPr>
-        <w:spacing w:after="0" w:before="0"/>
-      </w:pPr>
       <w:r>
-        <w:rPr>
-          <w:b w:val="0"/>
-          <w:sz w:val="22"/>
-        </w:rPr>
-        <w:t>(b) Precipitate labor</w:t>
+        <w:t xml:space="preserve">(b) An obstruction in the tubing</w:t>
       </w:r>
     </w:p>
     <w:p>
-      <w:pPr>
-        <w:spacing w:after="0" w:before="0"/>
-      </w:pPr>
       <w:r>
-        <w:rPr>
-          <w:b w:val="0"/>
-          <w:sz w:val="22"/>
-        </w:rPr>
-        <w:t>(c) Post-term labor</w:t>
+        <w:t xml:space="preserve">(c) An air leak</w:t>
       </w:r>
     </w:p>
     <w:p>
-      <w:pPr>
-        <w:spacing w:after="0" w:before="0"/>
-      </w:pPr>
       <w:r>
-        <w:rPr>
-          <w:b w:val="0"/>
-          <w:sz w:val="22"/>
-        </w:rPr>
-        <w:t>(d) Prolonged labor</w:t>
+        <w:t xml:space="preserve">(d) Excessive drainage</w:t>
       </w:r>
     </w:p>
     <w:p>
-      <w:pPr>
-        <w:spacing w:after="0" w:before="40"/>
-      </w:pPr>
       <w:r>
-        <w:rPr>
-          <w:b/>
-          <w:sz w:val="22"/>
-        </w:rPr>
-        <w:t>Answer: a</w:t>
+        <w:t xml:space="preserve">Answer: a</w:t>
       </w:r>
     </w:p>
     <w:p>
-      <w:pPr>
-        <w:spacing w:after="0" w:before="0"/>
-      </w:pPr>
       <w:r>
-        <w:rPr>
-          <w:b w:val="0"/>
-          <w:sz w:val="21"/>
-        </w:rPr>
-        <w:t>Solution: Fetal fibronectin (fFN) in cervicovaginal secretions between 22 and 34 weeks strongly predicts increased risk of imminent preterm delivery.</w:t>
+        <w:t xml:space="preserve">Solution: Tidaling — the water rising with inspiration and falling with expiration — confirms that the system is patent and functioning normally.</w:t>
       </w:r>
     </w:p>
     <w:p>
-      <w:pPr>
-        <w:spacing w:after="0" w:before="0"/>
-      </w:pPr>
       <w:r>
-        <w:rPr>
-          <w:b w:val="0"/>
-          <w:sz w:val="20"/>
-        </w:rPr>
-        <w:t>Positive Marks: 1</w:t>
+        <w:t xml:space="preserve">Positive Marks: 1</w:t>
       </w:r>
     </w:p>
     <w:p>
-      <w:pPr>
-        <w:spacing w:after="160" w:before="0"/>
-      </w:pPr>
       <w:r>
-        <w:rPr>
-          <w:b w:val="0"/>
-          <w:sz w:val="20"/>
-        </w:rPr>
-        <w:t>Negative Marks: 0.25</w:t>
+        <w:t xml:space="preserve">Negative Marks: 0.25</w:t>
       </w:r>
     </w:p>
     <w:p>
-      <w:pPr>
-        <w:spacing w:after="20" w:before="120"/>
-      </w:pPr>
       <w:r>
-        <w:rPr>
-          <w:b/>
-          <w:sz w:val="22"/>
-        </w:rPr>
-        <w:t>Question: Most common symptom of alcohol withdrawal is:</w:t>
+        <w:t xml:space="preserve"/>
       </w:r>
     </w:p>
     <w:p>
-      <w:pPr>
-        <w:spacing w:after="0" w:before="0"/>
-      </w:pPr>
       <w:r>
-        <w:rPr>
-          <w:b w:val="0"/>
-          <w:sz w:val="22"/>
-        </w:rPr>
-        <w:t>(a) Rhinorrhea</w:t>
+        <w:t xml:space="preserve">Question: A client is receiving vancomycin intravenously. The nurse should monitor for which serious adverse effect?</w:t>
       </w:r>
     </w:p>
     <w:p>
-      <w:pPr>
-        <w:spacing w:after="0" w:before="0"/>
-      </w:pPr>
       <w:r>
-        <w:rPr>
-          <w:b w:val="0"/>
-          <w:sz w:val="22"/>
-        </w:rPr>
-        <w:t>(b) Bodyache</w:t>
+        <w:t xml:space="preserve">(a) Ototoxicity and nephrotoxicity</w:t>
       </w:r>
     </w:p>
     <w:p>
-      <w:pPr>
-        <w:spacing w:after="0" w:before="0"/>
-      </w:pPr>
       <w:r>
-        <w:rPr>
-          <w:b w:val="0"/>
-          <w:sz w:val="22"/>
-        </w:rPr>
-        <w:t>(c) Tremor</w:t>
+        <w:t xml:space="preserve">(b) Hyperkalemia</w:t>
       </w:r>
     </w:p>
     <w:p>
-      <w:pPr>
-        <w:spacing w:after="0" w:before="0"/>
-      </w:pPr>
       <w:r>
-        <w:rPr>
-          <w:b w:val="0"/>
-          <w:sz w:val="22"/>
-        </w:rPr>
-        <w:t>(d) Diarrhea</w:t>
+        <w:t xml:space="preserve">(c) Hypoglycemia</w:t>
       </w:r>
     </w:p>
     <w:p>
-      <w:pPr>
-        <w:spacing w:after="0" w:before="40"/>
-      </w:pPr>
       <w:r>
-        <w:rPr>
-          <w:b/>
-          <w:sz w:val="22"/>
-        </w:rPr>
-        <w:t>Answer: c</w:t>
+        <w:t xml:space="preserve">(d) Bradycardia</w:t>
       </w:r>
     </w:p>
     <w:p>
-      <w:pPr>
-        <w:spacing w:after="0" w:before="0"/>
-      </w:pPr>
       <w:r>
-        <w:rPr>
-          <w:b w:val="0"/>
-          <w:sz w:val="21"/>
-        </w:rPr>
-        <w:t>Solution: Tremor is the most common symptom of alcohol withdrawal.</w:t>
+        <w:t xml:space="preserve">Answer: a</w:t>
       </w:r>
     </w:p>
     <w:p>
-      <w:pPr>
-        <w:spacing w:after="0" w:before="0"/>
-      </w:pPr>
       <w:r>
-        <w:rPr>
-          <w:b w:val="0"/>
-          <w:sz w:val="20"/>
-        </w:rPr>
-        <w:t>Positive Marks: 1</w:t>
+        <w:t xml:space="preserve">Solution: Vancomycin can cause nephrotoxicity and ototoxicity; peak and trough levels are monitored and the infusion is given slowly to prevent red man syndrome.</w:t>
       </w:r>
     </w:p>
     <w:p>
-      <w:pPr>
-        <w:spacing w:after="160" w:before="0"/>
-      </w:pPr>
       <w:r>
-        <w:rPr>
-          <w:b w:val="0"/>
-          <w:sz w:val="20"/>
-        </w:rPr>
-        <w:t>Negative Marks: 0.25</w:t>
+        <w:t xml:space="preserve">Positive Marks: 1</w:t>
       </w:r>
     </w:p>
     <w:p>
-      <w:pPr>
-        <w:spacing w:after="20" w:before="120"/>
-      </w:pPr>
       <w:r>
-        <w:rPr>
-          <w:b/>
-          <w:sz w:val="22"/>
-        </w:rPr>
-        <w:t>Question: When log-rolling a client with a suspected cervical spine injury, what is the most important intervention?</w:t>
+        <w:t xml:space="preserve">Negative Marks: 0.25</w:t>
       </w:r>
     </w:p>
     <w:p>
-      <w:pPr>
-        <w:spacing w:after="0" w:before="0"/>
-      </w:pPr>
       <w:r>
-        <w:rPr>
-          <w:b w:val="0"/>
-          <w:sz w:val="22"/>
-        </w:rPr>
-        <w:t>(a) Assess motor function of all four limbs</w:t>
+        <w:t xml:space="preserve"/>
       </w:r>
     </w:p>
     <w:p>
-      <w:pPr>
-        <w:spacing w:after="0" w:before="0"/>
-      </w:pPr>
       <w:r>
-        <w:rPr>
-          <w:b w:val="0"/>
-          <w:sz w:val="22"/>
-        </w:rPr>
-        <w:t>(b) Remove the backboard first</w:t>
+        <w:t xml:space="preserve">Question: A client with a newly applied fiberglass cast on the lower leg complains of burning pain under the cast. The priority nursing action is:</w:t>
       </w:r>
     </w:p>
     <w:p>
-      <w:pPr>
-        <w:spacing w:after="0" w:before="0"/>
-      </w:pPr>
       <w:r>
-        <w:rPr>
-          <w:b w:val="0"/>
-          <w:sz w:val="22"/>
-        </w:rPr>
-        <w:t>(c) Apply the cervical collar before moving</w:t>
+        <w:t xml:space="preserve">(a) Notify the physician — this may indicate compartment syndrome</w:t>
       </w:r>
     </w:p>
     <w:p>
-      <w:pPr>
-        <w:spacing w:after="0" w:before="0"/>
-      </w:pPr>
       <w:r>
-        <w:rPr>
-          <w:b w:val="0"/>
-          <w:sz w:val="22"/>
-        </w:rPr>
-        <w:t>(d) Maintain the head in neutral alignment with the spine</w:t>
+        <w:t xml:space="preserve">(b) Tell the client this is normal and to rest</w:t>
       </w:r>
     </w:p>
     <w:p>
-      <w:pPr>
-        <w:spacing w:after="0" w:before="40"/>
-      </w:pPr>
       <w:r>
-        <w:rPr>
-          <w:b/>
-          <w:sz w:val="22"/>
-        </w:rPr>
-        <w:t>Answer: d</w:t>
+        <w:t xml:space="preserve">(c) Elevate the leg and recheck in 2 hours</w:t>
       </w:r>
     </w:p>
     <w:p>
-      <w:pPr>
-        <w:spacing w:after="0" w:before="0"/>
-      </w:pPr>
       <w:r>
-        <w:rPr>
-          <w:b w:val="0"/>
-          <w:sz w:val="21"/>
-        </w:rPr>
-        <w:t>Solution: The head and neck are kept in neutral alignment (no flexion, extension or rotation) throughout the log-roll to prevent further cord injury.</w:t>
+        <w:t xml:space="preserve">(d) Apply ice to the outside of the cast</w:t>
       </w:r>
     </w:p>
     <w:p>
-      <w:pPr>
-        <w:spacing w:after="0" w:before="0"/>
-      </w:pPr>
       <w:r>
-        <w:rPr>
-          <w:b w:val="0"/>
-          <w:sz w:val="20"/>
-        </w:rPr>
-        <w:t>Positive Marks: 1</w:t>
+        <w:t xml:space="preserve">Answer: a</w:t>
       </w:r>
     </w:p>
     <w:p>
-      <w:pPr>
-        <w:spacing w:after="160" w:before="0"/>
-      </w:pPr>
       <w:r>
-        <w:rPr>
-          <w:b w:val="0"/>
-          <w:sz w:val="20"/>
-        </w:rPr>
-        <w:t>Negative Marks: 0.25</w:t>
+        <w:t xml:space="preserve">Solution: Burning or severe pain under a cast can indicate compartment syndrome or thermal injury. The physician must be notified immediately for evaluation; a bivalve or cast removal may be needed.</w:t>
       </w:r>
     </w:p>
     <w:p>
-      <w:pPr>
-        <w:spacing w:after="20" w:before="120"/>
-      </w:pPr>
       <w:r>
-        <w:rPr>
-          <w:b/>
-          <w:sz w:val="22"/>
-        </w:rPr>
-        <w:t>Question: Which disease is caused by rat fleas? Vitamin B (Nutrition)</w:t>
+        <w:t xml:space="preserve">Positive Marks: 1</w:t>
       </w:r>
     </w:p>
     <w:p>
-      <w:pPr>
-        <w:spacing w:after="0" w:before="0"/>
-      </w:pPr>
       <w:r>
-        <w:rPr>
-          <w:b w:val="0"/>
-          <w:sz w:val="22"/>
-        </w:rPr>
-        <w:t>(a) Rocky mountain spotted fever</w:t>
+        <w:t xml:space="preserve">Negative Marks: 0.25</w:t>
       </w:r>
     </w:p>
     <w:p>
-      <w:pPr>
-        <w:spacing w:after="0" w:before="0"/>
-      </w:pPr>
       <w:r>
-        <w:rPr>
-          <w:b w:val="0"/>
-          <w:sz w:val="22"/>
-        </w:rPr>
-        <w:t>(b) Epidemic typhus</w:t>
+        <w:t xml:space="preserve"/>
       </w:r>
     </w:p>
     <w:p>
-      <w:pPr>
-        <w:spacing w:after="0" w:before="0"/>
-      </w:pPr>
       <w:r>
-        <w:rPr>
-          <w:b w:val="0"/>
-          <w:sz w:val="22"/>
-        </w:rPr>
-        <w:t>(c) Endemic typhus</w:t>
+        <w:t xml:space="preserve">Question: The nurse is preparing to administer a cleansing enema to an adult. The client should be positioned in:</w:t>
       </w:r>
     </w:p>
     <w:p>
-      <w:pPr>
-        <w:spacing w:after="0" w:before="0"/>
-      </w:pPr>
       <w:r>
-        <w:rPr>
-          <w:b w:val="0"/>
-          <w:sz w:val="22"/>
-        </w:rPr>
-        <w:t>(d) Sleeping sickness V</w:t>
+        <w:t xml:space="preserve">(a) Left lateral (Sims') position</w:t>
       </w:r>
     </w:p>
     <w:p>
-      <w:pPr>
-        <w:spacing w:after="0" w:before="40"/>
-      </w:pPr>
       <w:r>
-        <w:rPr>
-          <w:b/>
-          <w:sz w:val="22"/>
-        </w:rPr>
-        <w:t>Answer: c</w:t>
+        <w:t xml:space="preserve">(b) Right side-lying position</w:t>
       </w:r>
     </w:p>
     <w:p>
-      <w:pPr>
-        <w:spacing w:after="0" w:before="0"/>
-      </w:pPr>
       <w:r>
-        <w:rPr>
-          <w:b w:val="0"/>
-          <w:sz w:val="21"/>
-        </w:rPr>
-        <w:t>Solution: The disease caused by rat fleas is endemic typhus (option D). Endemic typhus, also known as murine typhus, is a bacterial infection caused by Rickettsia typhi. It is transmitted to humans through the bite of infected fleas, primarily the rat flea (Xenopsylla cheopis). Rat fleas typically infest rats, and when these infected rats come into close contact with humans, the fleas can bite and transmit the bacteria. Endemic typhus is characterized by fever, headache, rash, and body aches. It is typically a milder form of typhus compared to epidemic typhus, which is caused by a different species of Rickettsia.</w:t>
+        <w:t xml:space="preserve">(c) Supine position</w:t>
       </w:r>
     </w:p>
     <w:p>
-      <w:pPr>
-        <w:spacing w:after="0" w:before="0"/>
-      </w:pPr>
       <w:r>
-        <w:rPr>
-          <w:b w:val="0"/>
-          <w:sz w:val="20"/>
-        </w:rPr>
-        <w:t>Positive Marks: 1</w:t>
+        <w:t xml:space="preserve">(d) Prone position</w:t>
       </w:r>
     </w:p>
     <w:p>
-      <w:pPr>
-        <w:spacing w:after="160" w:before="0"/>
-      </w:pPr>
       <w:r>
-        <w:rPr>
-          <w:b w:val="0"/>
-          <w:sz w:val="20"/>
-        </w:rPr>
-        <w:t>Negative Marks: 0.25</w:t>
+        <w:t xml:space="preserve">Answer: a</w:t>
       </w:r>
     </w:p>
     <w:p>
-      <w:pPr>
-        <w:spacing w:after="20" w:before="120"/>
-      </w:pPr>
       <w:r>
-        <w:rPr>
-          <w:b/>
-          <w:sz w:val="22"/>
-        </w:rPr>
-        <w:t>Question: Which disinfectant solution is recommended for cleaning COVID-19 patient linen?</w:t>
+        <w:t xml:space="preserve">Solution: Sims' (left lateral) position lets the solution flow along the natural curve of the sigmoid colon. The client should retain the enema for 5–10 minutes for a cleansing enema.</w:t>
       </w:r>
     </w:p>
     <w:p>
-      <w:pPr>
-        <w:spacing w:after="0" w:before="0"/>
-      </w:pPr>
       <w:r>
-        <w:rPr>
-          <w:b w:val="0"/>
-          <w:sz w:val="22"/>
-        </w:rPr>
-        <w:t>(a) Savlon</w:t>
+        <w:t xml:space="preserve">Positive Marks: 1</w:t>
       </w:r>
     </w:p>
     <w:p>
-      <w:pPr>
-        <w:spacing w:after="0" w:before="0"/>
-      </w:pPr>
       <w:r>
-        <w:rPr>
-          <w:b w:val="0"/>
-          <w:sz w:val="22"/>
-        </w:rPr>
-        <w:t>(b) Alcohol</w:t>
+        <w:t xml:space="preserve">Negative Marks: 0.25</w:t>
       </w:r>
     </w:p>
     <w:p>
-      <w:pPr>
-        <w:spacing w:after="0" w:before="0"/>
-      </w:pPr>
       <w:r>
-        <w:rPr>
-          <w:b w:val="0"/>
-          <w:sz w:val="22"/>
-        </w:rPr>
-        <w:t>(c) Betadine</w:t>
+        <w:t xml:space="preserve"/>
       </w:r>
     </w:p>
     <w:p>
-      <w:pPr>
-        <w:spacing w:after="0" w:before="0"/>
-      </w:pPr>
       <w:r>
-        <w:rPr>
-          <w:b w:val="0"/>
-          <w:sz w:val="22"/>
-        </w:rPr>
-        <w:t>(d) 1% Sodium hypochlorite solution</w:t>
+        <w:t xml:space="preserve">Question: A client with acute pancreatitis is at risk for which metabolic complication?</w:t>
       </w:r>
     </w:p>
     <w:p>
-      <w:pPr>
-        <w:spacing w:after="0" w:before="40"/>
-      </w:pPr>
       <w:r>
-        <w:rPr>
-          <w:b/>
-          <w:sz w:val="22"/>
-        </w:rPr>
-        <w:t>Answer: d</w:t>
+        <w:t xml:space="preserve">(a) Hypocalcemia</w:t>
       </w:r>
     </w:p>
     <w:p>
-      <w:pPr>
-        <w:spacing w:after="0" w:before="0"/>
-      </w:pPr>
       <w:r>
-        <w:rPr>
-          <w:b w:val="0"/>
-          <w:sz w:val="21"/>
-        </w:rPr>
-        <w:t>Solution: According to the Centers for Disease Control and Prevention (CDC), the recommended disinfectant solution for cleaning COVID-19 patient linen is a 1% sodium hypochlorite solution. Sodium hypochlorite, commonly known as bleach, has been proven to be effective against the virus. It is important to follow the manufacturer's instructions for dilution and contact time to ensure proper disinfection. Additionally, personal protective equipment (PPE) should be worn when handling contaminated linen to reduce the risk of transmission.</w:t>
+        <w:t xml:space="preserve">(b) Hyperglycemia is not a concern</w:t>
       </w:r>
     </w:p>
     <w:p>
-      <w:pPr>
-        <w:spacing w:after="0" w:before="0"/>
-      </w:pPr>
       <w:r>
-        <w:rPr>
-          <w:b w:val="0"/>
-          <w:sz w:val="20"/>
-        </w:rPr>
-        <w:t>Positive Marks: 1</w:t>
+        <w:t xml:space="preserve">(c) Metabolic alkalosis</w:t>
       </w:r>
     </w:p>
     <w:p>
-      <w:pPr>
-        <w:spacing w:after="160" w:before="0"/>
-      </w:pPr>
       <w:r>
-        <w:rPr>
-          <w:b w:val="0"/>
-          <w:sz w:val="20"/>
-        </w:rPr>
-        <w:t>Negative Marks: 0.25</w:t>
+        <w:t xml:space="preserve">(d) Hypercalcemia</w:t>
       </w:r>
     </w:p>
     <w:p>
-      <w:pPr>
-        <w:spacing w:after="20" w:before="120"/>
-      </w:pPr>
       <w:r>
-        <w:rPr>
-          <w:b/>
-          <w:sz w:val="22"/>
-        </w:rPr>
-        <w:t>Question: After complain of open abdominal surgery. The OT nurse needs to do which of the following activity first before suturing. (give priority answer)</w:t>
+        <w:t xml:space="preserve">Answer: a</w:t>
       </w:r>
     </w:p>
     <w:p>
-      <w:pPr>
-        <w:spacing w:after="0" w:before="0"/>
-      </w:pPr>
       <w:r>
-        <w:rPr>
-          <w:b w:val="0"/>
-          <w:sz w:val="22"/>
-        </w:rPr>
-        <w:t>(a) Disinfection of OT</w:t>
+        <w:t xml:space="preserve">Solution: Acute pancreatitis causes fat necrosis that binds calcium (saponification), leading to hypocalcemia — a poor prognostic sign. Hyperglycemia also commonly occurs from impaired insulin release.</w:t>
       </w:r>
     </w:p>
     <w:p>
-      <w:pPr>
-        <w:spacing w:after="0" w:before="0"/>
-      </w:pPr>
       <w:r>
-        <w:rPr>
-          <w:b w:val="0"/>
-          <w:sz w:val="22"/>
-        </w:rPr>
-        <w:t>(b) Change the gown</w:t>
+        <w:t xml:space="preserve">Positive Marks: 1</w:t>
       </w:r>
     </w:p>
     <w:p>
-      <w:pPr>
-        <w:spacing w:after="0" w:before="0"/>
-      </w:pPr>
       <w:r>
-        <w:rPr>
-          <w:b w:val="0"/>
-          <w:sz w:val="22"/>
-        </w:rPr>
-        <w:t>(c) Clean the instruments</w:t>
+        <w:t xml:space="preserve">Negative Marks: 0.25</w:t>
       </w:r>
     </w:p>
     <w:p>
-      <w:pPr>
-        <w:spacing w:after="0" w:before="0"/>
-      </w:pPr>
       <w:r>
-        <w:rPr>
-          <w:b w:val="0"/>
-          <w:sz w:val="22"/>
-        </w:rPr>
-        <w:t>(d) Checking the sponge count &amp; instruments counts before suturing.</w:t>
+        <w:t xml:space="preserve"/>
       </w:r>
     </w:p>
     <w:p>
-      <w:pPr>
-        <w:spacing w:after="0" w:before="40"/>
-      </w:pPr>
       <w:r>
-        <w:rPr>
-          <w:b/>
-          <w:sz w:val="22"/>
-        </w:rPr>
-        <w:t>Answer: d</w:t>
+        <w:t xml:space="preserve">Question: A client is diagnosed with a urinary tract infection caused by E. coli. The nurse should teach the client to:</w:t>
       </w:r>
     </w:p>
     <w:p>
-      <w:pPr>
-        <w:spacing w:after="0" w:before="0"/>
-      </w:pPr>
       <w:r>
-        <w:rPr>
-          <w:b w:val="0"/>
-          <w:sz w:val="21"/>
-        </w:rPr>
-        <w:t>Solution: Before closure of an abdominal wound, a complete sponge, needle and instrument count with the circulator is mandatory to prevent retained items.</w:t>
+        <w:t xml:space="preserve">(a) Wipe from front to back after toileting</w:t>
       </w:r>
     </w:p>
     <w:p>
-      <w:pPr>
-        <w:spacing w:after="0" w:before="0"/>
-      </w:pPr>
       <w:r>
-        <w:rPr>
-          <w:b w:val="0"/>
-          <w:sz w:val="20"/>
-        </w:rPr>
-        <w:t>Positive Marks: 1</w:t>
+        <w:t xml:space="preserve">(b) Hold urine for long periods to allow antibiotics to work</w:t>
       </w:r>
     </w:p>
     <w:p>
-      <w:pPr>
-        <w:spacing w:after="160" w:before="0"/>
-      </w:pPr>
       <w:r>
-        <w:rPr>
-          <w:b w:val="0"/>
-          <w:sz w:val="20"/>
-        </w:rPr>
-        <w:t>Negative Marks: 0.25</w:t>
+        <w:t xml:space="preserve">(c) Wear tight-fitting nylon underwear</w:t>
       </w:r>
     </w:p>
     <w:p>
-      <w:pPr>
-        <w:spacing w:after="20" w:before="120"/>
-      </w:pPr>
       <w:r>
-        <w:rPr>
-          <w:b/>
-          <w:sz w:val="22"/>
-        </w:rPr>
-        <w:t>Question: A client with a pulmonary embolism suddenly becomes restless and severely dyspneic. What is the nurse's priority action?</w:t>
+        <w:t xml:space="preserve">(d) Douche regularly to cleanse the area</w:t>
       </w:r>
     </w:p>
     <w:p>
-      <w:pPr>
-        <w:spacing w:after="0" w:before="0"/>
-      </w:pPr>
       <w:r>
-        <w:rPr>
-          <w:b w:val="0"/>
-          <w:sz w:val="22"/>
-        </w:rPr>
-        <w:t>(a) Reassure the client and stay calm</w:t>
+        <w:t xml:space="preserve">Answer: a</w:t>
       </w:r>
     </w:p>
     <w:p>
-      <w:pPr>
-        <w:spacing w:after="0" w:before="0"/>
-      </w:pPr>
       <w:r>
-        <w:rPr>
-          <w:b w:val="0"/>
-          <w:sz w:val="22"/>
-        </w:rPr>
-        <w:t>(b) Prepare the client for intubation</w:t>
+        <w:t xml:space="preserve">Solution: Wiping front to back prevents rectal bacteria from reaching the urethra. The client should void frequently, drink fluids, wear cotton underwear, and avoid douching.</w:t>
       </w:r>
     </w:p>
     <w:p>
-      <w:pPr>
-        <w:spacing w:after="0" w:before="0"/>
-      </w:pPr>
       <w:r>
-        <w:rPr>
-          <w:b w:val="0"/>
-          <w:sz w:val="22"/>
-        </w:rPr>
-        <w:t>(c) Administer the prescribed anticoagulant</w:t>
+        <w:t xml:space="preserve">Positive Marks: 1</w:t>
       </w:r>
     </w:p>
     <w:p>
-      <w:pPr>
-        <w:spacing w:after="0" w:before="0"/>
-      </w:pPr>
       <w:r>
-        <w:rPr>
-          <w:b w:val="0"/>
-          <w:sz w:val="22"/>
-        </w:rPr>
-        <w:t>(d) Elevate the head of the bed and administer oxygen</w:t>
+        <w:t xml:space="preserve">Negative Marks: 0.25</w:t>
       </w:r>
     </w:p>
     <w:p>
-      <w:pPr>
-        <w:spacing w:after="0" w:before="40"/>
-      </w:pPr>
       <w:r>
-        <w:rPr>
-          <w:b/>
-          <w:sz w:val="22"/>
-        </w:rPr>
-        <w:t>Answer: d</w:t>
+        <w:t xml:space="preserve"/>
       </w:r>
     </w:p>
     <w:p>
-      <w:pPr>
-        <w:spacing w:after="0" w:before="0"/>
-      </w:pPr>
       <w:r>
-        <w:rPr>
-          <w:b w:val="0"/>
-          <w:sz w:val="21"/>
-        </w:rPr>
-        <w:t>Solution: The priority is oxygenation; the head of the bed is elevated and oxygen given while the provider is notified and definitive therapy (anticoagulation) is prepared.</w:t>
+        <w:t xml:space="preserve">Question: The nurse is caring for a client with an acute exacerbation of asthma. The nurse auscultates the lungs and hears no wheezing, but the client appears exhausted and has diminished breath sounds. This indicates:</w:t>
       </w:r>
     </w:p>
     <w:p>
-      <w:pPr>
-        <w:spacing w:after="0" w:before="0"/>
-      </w:pPr>
       <w:r>
-        <w:rPr>
-          <w:b w:val="0"/>
-          <w:sz w:val="20"/>
-        </w:rPr>
-        <w:t>Positive Marks: 1</w:t>
+        <w:t xml:space="preserve">(a) A "silent chest" — severe airway obstruction requiring immediate intervention</w:t>
       </w:r>
     </w:p>
     <w:p>
-      <w:pPr>
-        <w:spacing w:after="160" w:before="0"/>
-      </w:pPr>
       <w:r>
-        <w:rPr>
-          <w:b w:val="0"/>
-          <w:sz w:val="20"/>
-        </w:rPr>
-        <w:t>Negative Marks: 0.25</w:t>
+        <w:t xml:space="preserve">(b) Improvement in the client's condition</w:t>
       </w:r>
     </w:p>
     <w:p>
-      <w:pPr>
-        <w:spacing w:after="20" w:before="120"/>
-      </w:pPr>
       <w:r>
-        <w:rPr>
-          <w:b/>
-          <w:sz w:val="22"/>
-        </w:rPr>
-        <w:t>Question: Which among the following is the sign of severe dehydration among infants?</w:t>
+        <w:t xml:space="preserve">(c) Normal asthma recovery</w:t>
       </w:r>
     </w:p>
     <w:p>
-      <w:pPr>
-        <w:spacing w:after="0" w:before="0"/>
-      </w:pPr>
       <w:r>
-        <w:rPr>
-          <w:b w:val="0"/>
-          <w:sz w:val="22"/>
-        </w:rPr>
-        <w:t>(a) Excessive crying and excessive thirst</w:t>
+        <w:t xml:space="preserve">(d) The client is sleeping</w:t>
       </w:r>
     </w:p>
     <w:p>
-      <w:pPr>
-        <w:spacing w:after="0" w:before="0"/>
-      </w:pPr>
       <w:r>
-        <w:rPr>
-          <w:b w:val="0"/>
-          <w:sz w:val="22"/>
-        </w:rPr>
-        <w:t>(b) Anxiety and increased skin turgor</w:t>
+        <w:t xml:space="preserve">Answer: a</w:t>
       </w:r>
     </w:p>
     <w:p>
-      <w:pPr>
-        <w:spacing w:after="0" w:before="0"/>
-      </w:pPr>
       <w:r>
-        <w:rPr>
-          <w:b w:val="0"/>
-          <w:sz w:val="22"/>
-        </w:rPr>
-        <w:t>(c) Drowsiness, bulging fontanelle and decreased skin turgor</w:t>
+        <w:t xml:space="preserve">Solution: A silent chest with diminished breath sounds indicates near-total airway obstruction and impending respiratory failure — a medical emergency requiring immediate treatment, not a sign of improvement.</w:t>
       </w:r>
     </w:p>
     <w:p>
-      <w:pPr>
-        <w:spacing w:after="0" w:before="0"/>
-      </w:pPr>
       <w:r>
-        <w:rPr>
-          <w:b w:val="0"/>
-          <w:sz w:val="22"/>
-        </w:rPr>
-        <w:t>(d) Drowsiness, depressed fontanelle and decreased skin turgor</w:t>
+        <w:t xml:space="preserve">Positive Marks: 1</w:t>
       </w:r>
     </w:p>
     <w:p>
-      <w:pPr>
-        <w:spacing w:after="0" w:before="40"/>
-      </w:pPr>
       <w:r>
-        <w:rPr>
-          <w:b/>
-          <w:sz w:val="22"/>
-        </w:rPr>
-        <w:t>Answer: d</w:t>
+        <w:t xml:space="preserve">Negative Marks: 0.25</w:t>
       </w:r>
     </w:p>
     <w:p>
-      <w:pPr>
-        <w:spacing w:after="0" w:before="0"/>
-      </w:pPr>
       <w:r>
-        <w:rPr>
-          <w:b w:val="0"/>
-          <w:sz w:val="21"/>
-        </w:rPr>
-        <w:t>Solution: Severe dehydration in infants presents with drowsiness, sunken (depressed) fontanelle and decreased skin turgor.</w:t>
+        <w:t xml:space="preserve"/>
       </w:r>
     </w:p>
     <w:p>
-      <w:pPr>
-        <w:spacing w:after="0" w:before="0"/>
-      </w:pPr>
       <w:r>
-        <w:rPr>
-          <w:b w:val="0"/>
-          <w:sz w:val="20"/>
-        </w:rPr>
-        <w:t>Positive Marks: 1</w:t>
+        <w:t xml:space="preserve">Question: A client is prescribed warfarin 5 mg daily. The nurse understands the therapeutic INR range for most indications is:</w:t>
       </w:r>
     </w:p>
     <w:p>
-      <w:pPr>
-        <w:spacing w:after="160" w:before="0"/>
-      </w:pPr>
       <w:r>
-        <w:rPr>
-          <w:b w:val="0"/>
-          <w:sz w:val="20"/>
-        </w:rPr>
-        <w:t>Negative Marks: 0.25</w:t>
+        <w:t xml:space="preserve">(a) 2.0–3.0</w:t>
       </w:r>
     </w:p>
     <w:p>
-      <w:pPr>
-        <w:spacing w:after="20" w:before="120"/>
-      </w:pPr>
       <w:r>
-        <w:rPr>
-          <w:b/>
-          <w:sz w:val="22"/>
-        </w:rPr>
-        <w:t>Question: A nurse is going to start the peritoneal dialysis. Which is a first priority action of the nurse?</w:t>
+        <w:t xml:space="preserve">(b) 1.0–1.5</w:t>
       </w:r>
     </w:p>
     <w:p>
-      <w:pPr>
-        <w:spacing w:after="0" w:before="0"/>
-      </w:pPr>
       <w:r>
-        <w:rPr>
-          <w:b w:val="0"/>
-          <w:sz w:val="22"/>
-        </w:rPr>
-        <w:t>(a) Warm the dialysate solution</w:t>
+        <w:t xml:space="preserve">(c) 3.5–4.5</w:t>
       </w:r>
     </w:p>
     <w:p>
-      <w:pPr>
-        <w:spacing w:after="0" w:before="0"/>
-      </w:pPr>
       <w:r>
-        <w:rPr>
-          <w:b w:val="0"/>
-          <w:sz w:val="22"/>
-        </w:rPr>
-        <w:t>(b) Place the client in left side lying position</w:t>
+        <w:t xml:space="preserve">(d) 0.5–1.0</w:t>
       </w:r>
     </w:p>
     <w:p>
-      <w:pPr>
-        <w:spacing w:after="0" w:before="0"/>
-      </w:pPr>
       <w:r>
-        <w:rPr>
-          <w:b w:val="0"/>
-          <w:sz w:val="22"/>
-        </w:rPr>
-        <w:t>(c) Auscultate and palpate for bruit and thrill</w:t>
+        <w:t xml:space="preserve">Answer: a</w:t>
       </w:r>
     </w:p>
     <w:p>
-      <w:pPr>
-        <w:spacing w:after="0" w:before="0"/>
-      </w:pPr>
       <w:r>
-        <w:rPr>
-          <w:b w:val="0"/>
-          <w:sz w:val="22"/>
-        </w:rPr>
-        <w:t>(d) Apply Foley`s catheter</w:t>
+        <w:t xml:space="preserve">Solution: For most indications (e.g., AFib, DVT), the target INR is 2.0–3.0. Mechanical heart valves may require 2.5–3.5.</w:t>
       </w:r>
     </w:p>
     <w:p>
-      <w:pPr>
-        <w:spacing w:after="0" w:before="40"/>
-      </w:pPr>
       <w:r>
-        <w:rPr>
-          <w:b/>
-          <w:sz w:val="22"/>
-        </w:rPr>
-        <w:t>Answer: a</w:t>
+        <w:t xml:space="preserve">Positive Marks: 1</w:t>
       </w:r>
     </w:p>
     <w:p>
-      <w:pPr>
-        <w:spacing w:after="0" w:before="0"/>
-      </w:pPr>
       <w:r>
-        <w:rPr>
-          <w:b w:val="0"/>
-          <w:sz w:val="21"/>
-        </w:rPr>
-        <w:t>Solution: The peritoneal cavity is very sensitive to temperature, and using cold dialysate can cause discomfort and pain during the procedure. Warming the dialysate to body temperature (around 37°C or 98.6°F) before use helps to prevent this discomfort and improve the effectiveness of the dialysis. In addition, warming the dialysate can help to increase the flow of fluid into and out of the peritoneal cavity, which can improve the efficiency of the dialysis process.</w:t>
+        <w:t xml:space="preserve">Negative Marks: 0.25</w:t>
       </w:r>
     </w:p>
     <w:p>
-      <w:pPr>
-        <w:spacing w:after="0" w:before="0"/>
-      </w:pPr>
       <w:r>
-        <w:rPr>
-          <w:b w:val="0"/>
-          <w:sz w:val="20"/>
-        </w:rPr>
-        <w:t>Positive Marks: 1</w:t>
+        <w:t xml:space="preserve"/>
       </w:r>
     </w:p>
     <w:p>
-      <w:pPr>
-        <w:spacing w:after="160" w:before="0"/>
-      </w:pPr>
       <w:r>
-        <w:rPr>
-          <w:b w:val="0"/>
-          <w:sz w:val="20"/>
-        </w:rPr>
-        <w:t>Negative Marks: 0.25</w:t>
+        <w:t xml:space="preserve">Question: A client with chronic kidney disease is prescribed a diet. Which dietary restriction is most important?</w:t>
       </w:r>
     </w:p>
     <w:p>
-      <w:pPr>
-        <w:spacing w:after="20" w:before="120"/>
-      </w:pPr>
       <w:r>
-        <w:rPr>
-          <w:b/>
-          <w:sz w:val="22"/>
-        </w:rPr>
-        <w:t>Question: When did India commence COVID-19 vaccination with COVAXIN?</w:t>
+        <w:t xml:space="preserve">(a) Potassium, phosphorus, and sodium restriction</w:t>
       </w:r>
     </w:p>
     <w:p>
-      <w:pPr>
-        <w:spacing w:after="0" w:before="0"/>
-      </w:pPr>
       <w:r>
-        <w:rPr>
-          <w:b w:val="0"/>
-          <w:sz w:val="22"/>
-        </w:rPr>
-        <w:t>(a) 16 January 2021,</w:t>
+        <w:t xml:space="preserve">(b) Increased potassium intake</w:t>
       </w:r>
     </w:p>
     <w:p>
-      <w:pPr>
-        <w:spacing w:after="0" w:before="0"/>
-      </w:pPr>
       <w:r>
-        <w:rPr>
-          <w:b w:val="0"/>
-          <w:sz w:val="22"/>
-        </w:rPr>
-        <w:t>(b) 22 January 2021,</w:t>
+        <w:t xml:space="preserve">(c) Unlimited phosphorus</w:t>
       </w:r>
     </w:p>
     <w:p>
-      <w:pPr>
-        <w:spacing w:after="0" w:before="0"/>
-      </w:pPr>
       <w:r>
-        <w:rPr>
-          <w:b w:val="0"/>
-          <w:sz w:val="22"/>
-        </w:rPr>
-        <w:t>(c) 18 January 2021,</w:t>
+        <w:t xml:space="preserve">(d) High sodium intake</w:t>
       </w:r>
     </w:p>
     <w:p>
-      <w:pPr>
-        <w:spacing w:after="0" w:before="0"/>
-      </w:pPr>
       <w:r>
-        <w:rPr>
-          <w:b w:val="0"/>
-          <w:sz w:val="22"/>
-        </w:rPr>
-        <w:t>(d) 20 January 2021,</w:t>
+        <w:t xml:space="preserve">Answer: a</w:t>
       </w:r>
     </w:p>
     <w:p>
-      <w:pPr>
-        <w:spacing w:after="0" w:before="40"/>
-      </w:pPr>
       <w:r>
-        <w:rPr>
-          <w:b/>
-          <w:sz w:val="22"/>
-        </w:rPr>
-        <w:t>Answer: a</w:t>
+        <w:t xml:space="preserve">Solution: CKD requires restriction of potassium (to prevent hyperkalemia), phosphorus (to prevent bone disease), and sodium (to control fluid and BP). Protein may also be moderated.</w:t>
       </w:r>
     </w:p>
     <w:p>
-      <w:pPr>
-        <w:spacing w:after="0" w:before="0"/>
-      </w:pPr>
       <w:r>
-        <w:rPr>
-          <w:b w:val="0"/>
-          <w:sz w:val="21"/>
-        </w:rPr>
-        <w:t>Solution: India commenced COVID-19 vaccination with COVAXIN on 16 January 2021 (option A). COVAXIN is an indigenous COVID-19 vaccine developed by Bharat Biotech in collaboration with the Indian Council of Medical Research (ICMR) and the National Institute of Virology (NIV). It is a whole-virion inactivated vaccine that triggers an immune response against the SARS-CoV-2 virus. The vaccination campaign in India aimed to protect individuals against COVID-19 and reduce the impact of the pandemic. The vaccine rollout followed a phased approach, prioritizing healthcare workers, frontline workers, and individuals at higher risk.</w:t>
+        <w:t xml:space="preserve">Positive Marks: 1</w:t>
       </w:r>
     </w:p>
     <w:p>
-      <w:pPr>
-        <w:spacing w:after="0" w:before="0"/>
-      </w:pPr>
       <w:r>
-        <w:rPr>
-          <w:b w:val="0"/>
-          <w:sz w:val="20"/>
-        </w:rPr>
-        <w:t>Positive Marks: 1</w:t>
+        <w:t xml:space="preserve">Negative Marks: 0.25</w:t>
       </w:r>
     </w:p>
     <w:p>
-      <w:pPr>
-        <w:spacing w:after="160" w:before="0"/>
-      </w:pPr>
       <w:r>
-        <w:rPr>
-          <w:b w:val="0"/>
-          <w:sz w:val="20"/>
-        </w:rPr>
-        <w:t>Negative Marks: 0.25</w:t>
+        <w:t xml:space="preserve"/>
       </w:r>
     </w:p>
     <w:p>
-      <w:pPr>
-        <w:spacing w:after="20" w:before="120"/>
-      </w:pPr>
       <w:r>
-        <w:rPr>
-          <w:b/>
-          <w:sz w:val="22"/>
-        </w:rPr>
-        <w:t>Question: Which disease is not included in national vector bornedisease control program?</w:t>
+        <w:t xml:space="preserve">Question: A nurse is preparing to care for a client with a diagnosis of Cushing's syndrome. Which finding is expected?</w:t>
       </w:r>
     </w:p>
     <w:p>
-      <w:pPr>
-        <w:spacing w:after="0" w:before="0"/>
-      </w:pPr>
       <w:r>
-        <w:rPr>
-          <w:b w:val="0"/>
-          <w:sz w:val="22"/>
-        </w:rPr>
-        <w:t>(a) Chikungunya</w:t>
+        <w:t xml:space="preserve">(a) Moon face and truncal obesity</w:t>
       </w:r>
     </w:p>
     <w:p>
-      <w:pPr>
-        <w:spacing w:after="0" w:before="0"/>
-      </w:pPr>
       <w:r>
-        <w:rPr>
-          <w:b w:val="0"/>
-          <w:sz w:val="22"/>
-        </w:rPr>
-        <w:t>(b) Plague</w:t>
+        <w:t xml:space="preserve">(b) Weight loss and muscle wasting only</w:t>
       </w:r>
     </w:p>
     <w:p>
-      <w:pPr>
-        <w:spacing w:after="0" w:before="0"/>
-      </w:pPr>
       <w:r>
-        <w:rPr>
-          <w:b w:val="0"/>
-          <w:sz w:val="22"/>
-        </w:rPr>
-        <w:t>(c) Dengue</w:t>
+        <w:t xml:space="preserve">(c) Hypotension and bradycardia</w:t>
       </w:r>
     </w:p>
     <w:p>
-      <w:pPr>
-        <w:spacing w:after="0" w:before="0"/>
-      </w:pPr>
       <w:r>
-        <w:rPr>
-          <w:b w:val="0"/>
-          <w:sz w:val="22"/>
-        </w:rPr>
-        <w:t>(d) Malaria</w:t>
+        <w:t xml:space="preserve">(d) Hyperpigmentation</w:t>
       </w:r>
     </w:p>
     <w:p>
-      <w:pPr>
-        <w:spacing w:after="0" w:before="40"/>
-      </w:pPr>
       <w:r>
-        <w:rPr>
-          <w:b/>
-          <w:sz w:val="22"/>
-        </w:rPr>
-        <w:t>Answer: b</w:t>
+        <w:t xml:space="preserve">Answer: a</w:t>
       </w:r>
     </w:p>
     <w:p>
-      <w:pPr>
-        <w:spacing w:after="0" w:before="0"/>
-      </w:pPr>
       <w:r>
-        <w:rPr>
-          <w:b w:val="0"/>
-          <w:sz w:val="21"/>
-        </w:rPr>
-        <w:t>Solution: Plague is not included in the national vector-borne disease control program (option A). The national vector-borne disease control programs typically focus on diseases that are transmitted to humans through vectors such as mosquitoes, ticks, and flies. These programs aim to prevent, control, and manage diseases such as malaria, dengue fever, chikungunya, and other mosquito-borne diseases. Plague, on the other hand, is primarily transmitted through fleas that infest rodents, and it is not commonly included in the scope of national vector-borne disease control programs. Plague control strategies usually involve specific interventions targeted at rodent and flea control to prevent outbreaks and minimize the risk of transmission to humans.</w:t>
+        <w:t xml:space="preserve">Solution: Cushing's syndrome (excess cortisol) causes moon face, buffalo hump, truncal obesity, striae, hyperglycemia, and hypertension. Hyperpigmentation is seen in Addison's disease.</w:t>
       </w:r>
     </w:p>
     <w:p>
-      <w:pPr>
-        <w:spacing w:after="0" w:before="0"/>
-      </w:pPr>
       <w:r>
-        <w:rPr>
-          <w:b w:val="0"/>
-          <w:sz w:val="20"/>
-        </w:rPr>
-        <w:t>Positive Marks: 1</w:t>
+        <w:t xml:space="preserve">Positive Marks: 1</w:t>
       </w:r>
     </w:p>
     <w:p>
-      <w:pPr>
-        <w:spacing w:after="160" w:before="0"/>
-      </w:pPr>
       <w:r>
-        <w:rPr>
-          <w:b w:val="0"/>
-          <w:sz w:val="20"/>
-        </w:rPr>
-        <w:t>Negative Marks: 0.25</w:t>
+        <w:t xml:space="preserve">Negative Marks: 0.25</w:t>
       </w:r>
     </w:p>
     <w:p>
-      <w:pPr>
-        <w:spacing w:after="20" w:before="120"/>
-      </w:pPr>
       <w:r>
-        <w:rPr>
-          <w:b/>
-          <w:sz w:val="22"/>
-        </w:rPr>
-        <w:t>Question: When caring for a 3-day-old neonate who is receiving phototherapy to treat jaundice, the nurse in charge would expect to do which of the following?</w:t>
+        <w:t xml:space="preserve">Question: A client is admitted with a diagnosis of gastroenteritis and is prescribed an oral rehydration solution. The nurse should teach the client to:</w:t>
       </w:r>
     </w:p>
     <w:p>
-      <w:pPr>
-        <w:spacing w:after="0" w:before="0"/>
-      </w:pPr>
       <w:r>
-        <w:rPr>
-          <w:b w:val="0"/>
-          <w:sz w:val="22"/>
-        </w:rPr>
-        <w:t>(a) Encourage the mother to discontinue breastfeeding.</w:t>
+        <w:t xml:space="preserve">(a) Take small, frequent sips of the ORS</w:t>
       </w:r>
     </w:p>
     <w:p>
-      <w:pPr>
-        <w:spacing w:after="0" w:before="0"/>
-      </w:pPr>
       <w:r>
-        <w:rPr>
-          <w:b w:val="0"/>
-          <w:sz w:val="22"/>
-        </w:rPr>
-        <w:t>(b) Turn the neonate every 6 hours</w:t>
+        <w:t xml:space="preserve">(b) Drink large volumes quickly</w:t>
       </w:r>
     </w:p>
     <w:p>
-      <w:pPr>
-        <w:spacing w:after="0" w:before="0"/>
-      </w:pPr>
       <w:r>
-        <w:rPr>
-          <w:b w:val="0"/>
-          <w:sz w:val="22"/>
-        </w:rPr>
-        <w:t>(c) Check the vital signs every 2 to 4 hours.</w:t>
+        <w:t xml:space="preserve">(c) Mix the ORS with milk</w:t>
       </w:r>
     </w:p>
     <w:p>
-      <w:pPr>
-        <w:spacing w:after="0" w:before="0"/>
-      </w:pPr>
       <w:r>
-        <w:rPr>
-          <w:b w:val="0"/>
-          <w:sz w:val="22"/>
-        </w:rPr>
-        <w:t>(d) Notify the physician if the skin becomes bronze in color.</w:t>
+        <w:t xml:space="preserve">(d) Stop the ORS once vomiting occurs and take nothing by mouth</w:t>
       </w:r>
     </w:p>
     <w:p>
-      <w:pPr>
-        <w:spacing w:after="0" w:before="40"/>
-      </w:pPr>
       <w:r>
-        <w:rPr>
-          <w:b/>
-          <w:sz w:val="22"/>
-        </w:rPr>
-        <w:t>Answer: c</w:t>
+        <w:t xml:space="preserve">Answer: a</w:t>
       </w:r>
     </w:p>
     <w:p>
-      <w:pPr>
-        <w:spacing w:after="0" w:before="0"/>
-      </w:pPr>
       <w:r>
-        <w:rPr>
-          <w:b w:val="0"/>
-          <w:sz w:val="21"/>
-        </w:rPr>
-        <w:t>Solution: During phototherapy, the nurse checks the neonate's vital signs every 2-4 hours and monitors temperature, hydration and skin.</w:t>
+        <w:t xml:space="preserve">Solution: ORS is taken in small, frequent sips to allow absorption and reduce vomiting. It is mixed with clean water only (not milk), and even with vomiting, small amounts are continued.</w:t>
       </w:r>
     </w:p>
     <w:p>
-      <w:pPr>
-        <w:spacing w:after="0" w:before="0"/>
-      </w:pPr>
       <w:r>
-        <w:rPr>
-          <w:b w:val="0"/>
-          <w:sz w:val="20"/>
-        </w:rPr>
-        <w:t>Positive Marks: 1</w:t>
+        <w:t xml:space="preserve">Positive Marks: 1</w:t>
       </w:r>
     </w:p>
     <w:p>
-      <w:pPr>
-        <w:spacing w:after="160" w:before="0"/>
-      </w:pPr>
       <w:r>
-        <w:rPr>
-          <w:b w:val="0"/>
-          <w:sz w:val="20"/>
-        </w:rPr>
-        <w:t>Negative Marks: 0.25</w:t>
+        <w:t xml:space="preserve">Negative Marks: 0.25</w:t>
       </w:r>
     </w:p>
     <w:p>
-      <w:pPr>
-        <w:spacing w:after="20" w:before="120"/>
-      </w:pPr>
       <w:r>
-        <w:rPr>
-          <w:b/>
-          <w:sz w:val="22"/>
-        </w:rPr>
-        <w:t>Question: Which of the following vaccine should not be frozen and should be discarded If frozen?</w:t>
+        <w:t xml:space="preserve"/>
       </w:r>
     </w:p>
     <w:p>
-      <w:pPr>
-        <w:spacing w:after="0" w:before="0"/>
-      </w:pPr>
       <w:r>
-        <w:rPr>
-          <w:b w:val="0"/>
-          <w:sz w:val="22"/>
-        </w:rPr>
-        <w:t>(a) DPT</w:t>
+        <w:t xml:space="preserve">Question: A client with a stab wound to the chest has a sucking wound. The priority nursing action is:</w:t>
       </w:r>
     </w:p>
     <w:p>
-      <w:pPr>
-        <w:spacing w:after="0" w:before="0"/>
-      </w:pPr>
       <w:r>
-        <w:rPr>
-          <w:b w:val="0"/>
-          <w:sz w:val="22"/>
-        </w:rPr>
-        <w:t>(b) Measles</w:t>
+        <w:t xml:space="preserve">(a) Cover the wound with an occlusive dressing taped on three sides</w:t>
       </w:r>
     </w:p>
     <w:p>
-      <w:pPr>
-        <w:spacing w:after="0" w:before="0"/>
-      </w:pPr>
       <w:r>
-        <w:rPr>
-          <w:b w:val="0"/>
-          <w:sz w:val="22"/>
-        </w:rPr>
-        <w:t>(c) MMR</w:t>
+        <w:t xml:space="preserve">(b) Leave the wound open to the air</w:t>
       </w:r>
     </w:p>
     <w:p>
-      <w:pPr>
-        <w:spacing w:after="0" w:before="0"/>
-      </w:pPr>
       <w:r>
-        <w:rPr>
-          <w:b w:val="0"/>
-          <w:sz w:val="22"/>
-        </w:rPr>
-        <w:t>(d) OPV</w:t>
+        <w:t xml:space="preserve">(c) Pack the wound with gauze and tape all four sides</w:t>
       </w:r>
     </w:p>
     <w:p>
-      <w:pPr>
-        <w:spacing w:after="0" w:before="40"/>
-      </w:pPr>
       <w:r>
-        <w:rPr>
-          <w:b/>
-          <w:sz w:val="22"/>
-        </w:rPr>
-        <w:t>Answer: a</w:t>
+        <w:t xml:space="preserve">(d) Apply direct pressure with a dry towel</w:t>
       </w:r>
     </w:p>
     <w:p>
-      <w:pPr>
-        <w:spacing w:after="0" w:before="0"/>
-      </w:pPr>
       <w:r>
-        <w:rPr>
-          <w:b w:val="0"/>
-          <w:sz w:val="21"/>
-        </w:rPr>
-        <w:t>Solution: The DPT (Diphtheria, Pertussis, and Tetanus) vaccine should not be frozen, and if frozen, it should be discarded. Vaccines are temperature-sensitive biological products that require proper storage and handling to maintain their efficacy and safety. Freezing the DPT vaccine can denature the antigens and render the vaccine ineffective. Therefore, it is crucial to store the DPT vaccine at the recommended temperature range between 2°C and 8°C (36°F and 46°F). Vaccines should be protected from freezing temperatures, as well as excessive heat, to ensure their potency. Proper vaccine storage and handling guidelines should be followed to maintain the integrity of vaccines and maximize their effectiveness.</w:t>
+        <w:t xml:space="preserve">Answer: a</w:t>
       </w:r>
     </w:p>
     <w:p>
-      <w:pPr>
-        <w:spacing w:after="0" w:before="0"/>
-      </w:pPr>
       <w:r>
-        <w:rPr>
-          <w:b w:val="0"/>
-          <w:sz w:val="20"/>
-        </w:rPr>
-        <w:t>Positive Marks: 1</w:t>
+        <w:t xml:space="preserve">Solution: A sucking chest wound is covered with an occlusive dressing taped on three sides to create a flutter valve effect — air can escape but not enter, preventing tension pneumothorax.</w:t>
       </w:r>
     </w:p>
     <w:p>
-      <w:pPr>
-        <w:spacing w:after="160" w:before="0"/>
-      </w:pPr>
       <w:r>
-        <w:rPr>
-          <w:b w:val="0"/>
-          <w:sz w:val="20"/>
-        </w:rPr>
-        <w:t>Negative Marks: 0.25</w:t>
+        <w:t xml:space="preserve">Positive Marks: 1</w:t>
       </w:r>
     </w:p>
     <w:p>
-      <w:pPr>
-        <w:spacing w:after="20" w:before="120"/>
-      </w:pPr>
       <w:r>
-        <w:rPr>
-          <w:b/>
-          <w:sz w:val="22"/>
-        </w:rPr>
-        <w:t>Question: Which of the following drugs is NOT used for emergency contraception?</w:t>
+        <w:t xml:space="preserve">Negative Marks: 0.25</w:t>
       </w:r>
     </w:p>
     <w:p>
-      <w:pPr>
-        <w:spacing w:after="0" w:before="0"/>
-      </w:pPr>
       <w:r>
-        <w:rPr>
-          <w:b w:val="0"/>
-          <w:sz w:val="22"/>
-        </w:rPr>
-        <w:t>(a) Levonorgesterol</w:t>
+        <w:t xml:space="preserve"/>
       </w:r>
     </w:p>
     <w:p>
-      <w:pPr>
-        <w:spacing w:after="0" w:before="0"/>
-      </w:pPr>
       <w:r>
-        <w:rPr>
-          <w:b w:val="0"/>
-          <w:sz w:val="22"/>
-        </w:rPr>
-        <w:t>(b) IUCD</w:t>
+        <w:t xml:space="preserve">Question: A nurse is caring for a client in the emergency department who has been exposed to carbon monoxide. The nurse should anticipate treatment with:</w:t>
       </w:r>
     </w:p>
     <w:p>
-      <w:pPr>
-        <w:spacing w:after="0" w:before="0"/>
-      </w:pPr>
       <w:r>
-        <w:rPr>
-          <w:b w:val="0"/>
-          <w:sz w:val="22"/>
-        </w:rPr>
-        <w:t>(c) Misoprostol</w:t>
+        <w:t xml:space="preserve">(a) 100% oxygen via non-rebreather mask or hyperbaric oxygen</w:t>
       </w:r>
     </w:p>
     <w:p>
-      <w:pPr>
-        <w:spacing w:after="0" w:before="0"/>
-      </w:pPr>
       <w:r>
-        <w:rPr>
-          <w:b w:val="0"/>
-          <w:sz w:val="22"/>
-        </w:rPr>
-        <w:t>(d) Danazol</w:t>
+        <w:t xml:space="preserve">(b) Activated charcoal</w:t>
       </w:r>
     </w:p>
     <w:p>
-      <w:pPr>
-        <w:spacing w:after="0" w:before="40"/>
-      </w:pPr>
       <w:r>
-        <w:rPr>
-          <w:b/>
-          <w:sz w:val="22"/>
-        </w:rPr>
-        <w:t>Answer: c</w:t>
+        <w:t xml:space="preserve">(c) Antivenom</w:t>
       </w:r>
     </w:p>
     <w:p>
-      <w:pPr>
-        <w:spacing w:after="0" w:before="0"/>
-      </w:pPr>
       <w:r>
-        <w:rPr>
-          <w:b w:val="0"/>
-          <w:sz w:val="21"/>
-        </w:rPr>
-        <w:t>Solution: Misoprostol is NOT used for emergency contraception. Misoprostol is a medication that belongs to the prostaglandin analog class and is primarily used for the prevention and treatment of gastric ulcers. It is also used for inducing labor and managing postpartum hemorrhage. However, it is not recommended or approved for use as a standalone emergency contraceptive. Levonorgestrel, commonly known as the "morning-after pill," is a widely used emergency contraceptive. Intrauterine devices (IUDs) can also be used for emergency contraception, providing long-term contraception as well. Danazol is not typically used for emergency contraception but may be used for other purposes such as the treatment of endometriosis.</w:t>
+        <w:t xml:space="preserve">(d) Chelation therapy</w:t>
       </w:r>
     </w:p>
     <w:p>
-      <w:pPr>
-        <w:spacing w:after="0" w:before="0"/>
-      </w:pPr>
       <w:r>
-        <w:rPr>
-          <w:b w:val="0"/>
-          <w:sz w:val="20"/>
-        </w:rPr>
-        <w:t>Positive Marks: 1</w:t>
+        <w:t xml:space="preserve">Answer: a</w:t>
       </w:r>
     </w:p>
     <w:p>
-      <w:pPr>
-        <w:spacing w:after="160" w:before="0"/>
-      </w:pPr>
       <w:r>
-        <w:rPr>
-          <w:b w:val="0"/>
-          <w:sz w:val="20"/>
-        </w:rPr>
-        <w:t>Negative Marks: 0.25</w:t>
+        <w:t xml:space="preserve">Solution: Carbon monoxide binds hemoglobin more avidly than oxygen, causing hypoxia. 100% oxygen (or hyperbaric oxygen) displaces CO from hemoglobin.</w:t>
       </w:r>
     </w:p>
     <w:p>
-      <w:pPr>
-        <w:spacing w:after="20" w:before="120"/>
-      </w:pPr>
       <w:r>
-        <w:rPr>
-          <w:b/>
-          <w:sz w:val="22"/>
-        </w:rPr>
-        <w:t>Question: Which of the following Immediate management to Restore BP and peripheral circulation in a client with multiple fracture and fluid loss would be</w:t>
+        <w:t xml:space="preserve">Positive Marks: 1</w:t>
       </w:r>
     </w:p>
     <w:p>
-      <w:pPr>
-        <w:spacing w:after="0" w:before="0"/>
-      </w:pPr>
       <w:r>
-        <w:rPr>
-          <w:b w:val="0"/>
-          <w:sz w:val="22"/>
-        </w:rPr>
-        <w:t>(a) RL Infusion</w:t>
+        <w:t xml:space="preserve">Negative Marks: 0.25</w:t>
       </w:r>
     </w:p>
     <w:p>
-      <w:pPr>
-        <w:spacing w:after="0" w:before="0"/>
-      </w:pPr>
       <w:r>
-        <w:rPr>
-          <w:b w:val="0"/>
-          <w:sz w:val="22"/>
-        </w:rPr>
-        <w:t>(b) NS infusion</w:t>
+        <w:t xml:space="preserve"/>
       </w:r>
     </w:p>
     <w:p>
-      <w:pPr>
-        <w:spacing w:after="0" w:before="0"/>
-      </w:pPr>
       <w:r>
-        <w:rPr>
-          <w:b w:val="0"/>
-          <w:sz w:val="22"/>
-        </w:rPr>
-        <w:t>(c) Blood transfusion</w:t>
+        <w:t xml:space="preserve">Question: A client with a diagnosis of atrial fibrillation is at highest risk for which complication?</w:t>
       </w:r>
     </w:p>
     <w:p>
-      <w:pPr>
-        <w:spacing w:after="0" w:before="0"/>
-      </w:pPr>
       <w:r>
-        <w:rPr>
-          <w:b w:val="0"/>
-          <w:sz w:val="22"/>
-        </w:rPr>
-        <w:t>(d) Dextrose 5%</w:t>
+        <w:t xml:space="preserve">(a) Embolic stroke</w:t>
       </w:r>
     </w:p>
     <w:p>
-      <w:pPr>
-        <w:spacing w:after="0" w:before="40"/>
-      </w:pPr>
       <w:r>
-        <w:rPr>
-          <w:b/>
-          <w:sz w:val="22"/>
-        </w:rPr>
-        <w:t>Answer: a</w:t>
+        <w:t xml:space="preserve">(b) Hypotension only</w:t>
       </w:r>
     </w:p>
     <w:p>
-      <w:pPr>
-        <w:spacing w:after="0" w:before="0"/>
-      </w:pPr>
       <w:r>
-        <w:rPr>
-          <w:b w:val="0"/>
-          <w:sz w:val="21"/>
-        </w:rPr>
-        <w:t>Solution: Ringer's lactate (RL) infusion is the immediate fluid to restore blood pressure and peripheral circulation in shock.</w:t>
+        <w:t xml:space="preserve">(c) Hypoglycemia</w:t>
       </w:r>
     </w:p>
     <w:p>
-      <w:pPr>
-        <w:spacing w:after="0" w:before="0"/>
-      </w:pPr>
       <w:r>
-        <w:rPr>
-          <w:b w:val="0"/>
-          <w:sz w:val="20"/>
-        </w:rPr>
-        <w:t>Positive Marks: 1</w:t>
+        <w:t xml:space="preserve">(d) Deep vein thrombosis only</w:t>
       </w:r>
     </w:p>
     <w:p>
-      <w:pPr>
-        <w:spacing w:after="160" w:before="0"/>
-      </w:pPr>
       <w:r>
-        <w:rPr>
-          <w:b w:val="0"/>
-          <w:sz w:val="20"/>
-        </w:rPr>
-        <w:t>Negative Marks: 0.25</w:t>
+        <w:t xml:space="preserve">Answer: a</w:t>
       </w:r>
     </w:p>
     <w:p>
-      <w:pPr>
-        <w:spacing w:after="20" w:before="120"/>
-      </w:pPr>
       <w:r>
-        <w:rPr>
-          <w:b/>
-          <w:sz w:val="22"/>
-        </w:rPr>
-        <w:t>Question: Incubation period is measured by which central tendency?</w:t>
+        <w:t xml:space="preserve">Solution: Atrial fibrillation causes blood stasis in the atria, promoting clot formation and embolic stroke. Anticoagulation (e.g., warfarin/DOACs) is prescribed to reduce this risk.</w:t>
       </w:r>
     </w:p>
     <w:p>
-      <w:pPr>
-        <w:spacing w:after="0" w:before="0"/>
-      </w:pPr>
       <w:r>
-        <w:rPr>
-          <w:b w:val="0"/>
-          <w:sz w:val="22"/>
-        </w:rPr>
-        <w:t>(a) Mean</w:t>
+        <w:t xml:space="preserve">Positive Marks: 1</w:t>
       </w:r>
     </w:p>
     <w:p>
-      <w:pPr>
-        <w:spacing w:after="0" w:before="0"/>
-      </w:pPr>
       <w:r>
-        <w:rPr>
-          <w:b w:val="0"/>
-          <w:sz w:val="22"/>
-        </w:rPr>
-        <w:t>(b) Standard deviation</w:t>
+        <w:t xml:space="preserve">Negative Marks: 0.25</w:t>
       </w:r>
     </w:p>
     <w:p>
-      <w:pPr>
-        <w:spacing w:after="0" w:before="0"/>
-      </w:pPr>
       <w:r>
-        <w:rPr>
-          <w:b w:val="0"/>
-          <w:sz w:val="22"/>
-        </w:rPr>
-        <w:t>(c) Mode</w:t>
+        <w:t xml:space="preserve"/>
       </w:r>
     </w:p>
     <w:p>
-      <w:pPr>
-        <w:spacing w:after="0" w:before="0"/>
-      </w:pPr>
       <w:r>
-        <w:rPr>
-          <w:b w:val="0"/>
-          <w:sz w:val="22"/>
-        </w:rPr>
-        <w:t>(d) Median</w:t>
+        <w:t xml:space="preserve">Question: The nurse is assessing a client for signs of a blood transfusion reaction. Which symptom is most indicative of an allergic reaction to the transfusion?</w:t>
       </w:r>
     </w:p>
     <w:p>
-      <w:pPr>
-        <w:spacing w:after="0" w:before="40"/>
-      </w:pPr>
       <w:r>
-        <w:rPr>
-          <w:b/>
-          <w:sz w:val="22"/>
-        </w:rPr>
-        <w:t>Answer: d</w:t>
+        <w:t xml:space="preserve">(a) Urticaria and itching</w:t>
       </w:r>
     </w:p>
     <w:p>
-      <w:pPr>
-        <w:spacing w:after="0" w:before="0"/>
-      </w:pPr>
       <w:r>
-        <w:rPr>
-          <w:b w:val="0"/>
-          <w:sz w:val="21"/>
-        </w:rPr>
-        <w:t>Solution: The incubation period, which refers to the time between exposure to a pathogen and the onset of symptoms, is typically measured using the median as a central tendency. The median represents the middle value in a set of data when arranged in ascending or descending order. In the context of the incubation period, the median provides a measure of the central tendency that indicates the typical or most common duration of time from exposure to symptom onset. It is important to note that the incubation central Tendency C mean , median moder standard deviation (statistics) period can vary depending on the specific infectious agent and individual factors.</w:t>
+        <w:t xml:space="preserve">(b) Low back pain</w:t>
       </w:r>
     </w:p>
     <w:p>
-      <w:pPr>
-        <w:spacing w:after="0" w:before="0"/>
-      </w:pPr>
       <w:r>
-        <w:rPr>
-          <w:b w:val="0"/>
-          <w:sz w:val="20"/>
-        </w:rPr>
-        <w:t>Positive Marks: 1</w:t>
+        <w:t xml:space="preserve">(c) Fever and chills only</w:t>
       </w:r>
     </w:p>
     <w:p>
-      <w:pPr>
-        <w:spacing w:after="160" w:before="0"/>
-      </w:pPr>
       <w:r>
-        <w:rPr>
-          <w:b w:val="0"/>
-          <w:sz w:val="20"/>
-        </w:rPr>
-        <w:t>Negative Marks: 0.25</w:t>
+        <w:t xml:space="preserve">(d) Dyspnea with neck vein distension</w:t>
       </w:r>
     </w:p>
     <w:p>
-      <w:pPr>
-        <w:spacing w:after="20" w:before="120"/>
-      </w:pPr>
       <w:r>
-        <w:rPr>
-          <w:b/>
-          <w:sz w:val="22"/>
-        </w:rPr>
-        <w:t>Question: A client develops anaphylaxis after a bee sting. What is the nurse's priority intervention?</w:t>
+        <w:t xml:space="preserve">Answer: a</w:t>
       </w:r>
     </w:p>
     <w:p>
-      <w:pPr>
-        <w:spacing w:after="0" w:before="0"/>
-      </w:pPr>
       <w:r>
-        <w:rPr>
-          <w:b w:val="0"/>
-          <w:sz w:val="22"/>
-        </w:rPr>
-        <w:t>(a) Give an oral antihistamine</w:t>
+        <w:t xml:space="preserve">Solution: Urticaria and pruritus indicate an allergic reaction to the transfused blood. Low back pain suggests a hemolytic reaction; fever and chills suggest a febrile reaction; dyspnea with neck vein distension suggests circulatory overload.</w:t>
       </w:r>
     </w:p>
     <w:p>
-      <w:pPr>
-        <w:spacing w:after="0" w:before="0"/>
-      </w:pPr>
       <w:r>
-        <w:rPr>
-          <w:b w:val="0"/>
-          <w:sz w:val="22"/>
-        </w:rPr>
-        <w:t>(b) Apply oxygen by face mask</w:t>
+        <w:t xml:space="preserve">Positive Marks: 1</w:t>
       </w:r>
     </w:p>
     <w:p>
-      <w:pPr>
-        <w:spacing w:after="0" w:before="0"/>
-      </w:pPr>
       <w:r>
-        <w:rPr>
-          <w:b w:val="0"/>
-          <w:sz w:val="22"/>
-        </w:rPr>
-        <w:t>(c) Administer epinephrine IM immediately</w:t>
+        <w:t xml:space="preserve">Negative Marks: 0.25</w:t>
       </w:r>
     </w:p>
     <w:p>
-      <w:pPr>
-        <w:spacing w:after="0" w:before="0"/>
-      </w:pPr>
       <w:r>
-        <w:rPr>
-          <w:b w:val="0"/>
-          <w:sz w:val="22"/>
-        </w:rPr>
-        <w:t>(d) Establish IV access first</w:t>
+        <w:t xml:space="preserve"/>
       </w:r>
     </w:p>
     <w:p>
-      <w:pPr>
-        <w:spacing w:after="0" w:before="40"/>
-      </w:pPr>
       <w:r>
-        <w:rPr>
-          <w:b/>
-          <w:sz w:val="22"/>
-        </w:rPr>
-        <w:t>Answer: c</w:t>
+        <w:t xml:space="preserve">Question: A client with cirrhosis is prescribed spironolactone for ascites. The nurse understands that spironolactone is a:</w:t>
       </w:r>
     </w:p>
     <w:p>
-      <w:pPr>
-        <w:spacing w:after="0" w:before="0"/>
-      </w:pPr>
       <w:r>
-        <w:rPr>
-          <w:b w:val="0"/>
-          <w:sz w:val="21"/>
-        </w:rPr>
-        <w:t>Solution: Epinephrine IM is the first-line, life-saving treatment for anaphylaxis; it reverses bronchospasm, laryngeal edema and hypotension.</w:t>
+        <w:t xml:space="preserve">(a) Potassium-sparing diuretic</w:t>
       </w:r>
     </w:p>
     <w:p>
-      <w:pPr>
-        <w:spacing w:after="0" w:before="0"/>
-      </w:pPr>
       <w:r>
-        <w:rPr>
-          <w:b w:val="0"/>
-          <w:sz w:val="20"/>
-        </w:rPr>
-        <w:t>Positive Marks: 1</w:t>
+        <w:t xml:space="preserve">(b) Loop diuretic</w:t>
       </w:r>
     </w:p>
     <w:p>
-      <w:pPr>
-        <w:spacing w:after="160" w:before="0"/>
-      </w:pPr>
       <w:r>
-        <w:rPr>
-          <w:b w:val="0"/>
-          <w:sz w:val="20"/>
-        </w:rPr>
-        <w:t>Negative Marks: 0.25</w:t>
+        <w:t xml:space="preserve">(c) Thiazide diuretic</w:t>
       </w:r>
     </w:p>
     <w:p>
-      <w:pPr>
-        <w:spacing w:after="20" w:before="120"/>
-      </w:pPr>
       <w:r>
-        <w:rPr>
-          <w:b/>
-          <w:sz w:val="22"/>
-        </w:rPr>
-        <w:t>Question: Which of the following treatment guidelines is NOT recommended in dengue fever?</w:t>
+        <w:t xml:space="preserve">(d) Osmotic diuretic</w:t>
       </w:r>
     </w:p>
     <w:p>
-      <w:pPr>
-        <w:spacing w:after="0" w:before="0"/>
-      </w:pPr>
       <w:r>
-        <w:rPr>
-          <w:b w:val="0"/>
-          <w:sz w:val="22"/>
-        </w:rPr>
-        <w:t>(a) Rest and sleep</w:t>
+        <w:t xml:space="preserve">Answer: a</w:t>
       </w:r>
     </w:p>
     <w:p>
-      <w:pPr>
-        <w:spacing w:after="0" w:before="0"/>
-      </w:pPr>
       <w:r>
-        <w:rPr>
-          <w:b w:val="0"/>
-          <w:sz w:val="22"/>
-        </w:rPr>
-        <w:t>(b) Use of oral acetaminophen (paracetamol)</w:t>
+        <w:t xml:space="preserve">Solution: Spironolactone is a potassium-sparing diuretic that antagonizes aldosterone, commonly used in cirrhosis-related ascites. The nurse monitors for hyperkalemia.</w:t>
       </w:r>
     </w:p>
     <w:p>
-      <w:pPr>
-        <w:spacing w:after="0" w:before="0"/>
-      </w:pPr>
       <w:r>
-        <w:rPr>
-          <w:b w:val="0"/>
-          <w:sz w:val="22"/>
-        </w:rPr>
-        <w:t>(c) Staying well hydrated</w:t>
+        <w:t xml:space="preserve">Positive Marks: 1</w:t>
       </w:r>
     </w:p>
     <w:p>
-      <w:pPr>
-        <w:spacing w:after="0" w:before="0"/>
-      </w:pPr>
       <w:r>
-        <w:rPr>
-          <w:b w:val="0"/>
-          <w:sz w:val="22"/>
-        </w:rPr>
-        <w:t>(d) Use of NSAIDs such as ibuprofen</w:t>
+        <w:t xml:space="preserve">Negative Marks: 0.25</w:t>
       </w:r>
     </w:p>
     <w:p>
-      <w:pPr>
-        <w:spacing w:after="0" w:before="40"/>
-      </w:pPr>
       <w:r>
-        <w:rPr>
-          <w:b/>
-          <w:sz w:val="22"/>
-        </w:rPr>
-        <w:t>Answer: d</w:t>
+        <w:t xml:space="preserve"/>
       </w:r>
     </w:p>
     <w:p>
-      <w:pPr>
-        <w:spacing w:after="0" w:before="0"/>
-      </w:pPr>
       <w:r>
-        <w:rPr>
-          <w:b w:val="0"/>
-          <w:sz w:val="21"/>
-        </w:rPr>
-        <w:t>Solution: NSAIDs are NOT recommended in dengue fever because they interfere with platelet function and increase the risk of bleeding; hydration, rest and oral acetaminophen (paracetamol) are the recommended measures.</w:t>
+        <w:t xml:space="preserve">Question: A client is scheduled for a liver biopsy. Which post-procedure position is correct?</w:t>
       </w:r>
     </w:p>
     <w:p>
-      <w:pPr>
-        <w:spacing w:after="0" w:before="0"/>
-      </w:pPr>
       <w:r>
-        <w:rPr>
-          <w:b w:val="0"/>
-          <w:sz w:val="20"/>
-        </w:rPr>
-        <w:t>Positive Marks: 1</w:t>
+        <w:t xml:space="preserve">(a) Right side-lying position with a pillow under the costal margin</w:t>
       </w:r>
     </w:p>
     <w:p>
-      <w:pPr>
-        <w:spacing w:after="160" w:before="0"/>
-      </w:pPr>
       <w:r>
-        <w:rPr>
-          <w:b w:val="0"/>
-          <w:sz w:val="20"/>
-        </w:rPr>
-        <w:t>Negative Marks: 0.25</w:t>
+        <w:t xml:space="preserve">(b) Supine with the head flat</w:t>
       </w:r>
     </w:p>
     <w:p>
-      <w:pPr>
-        <w:spacing w:after="20" w:before="120"/>
-      </w:pPr>
       <w:r>
-        <w:rPr>
-          <w:b/>
-          <w:sz w:val="22"/>
-        </w:rPr>
-        <w:t>Question: All of the following disease fall under National Vector Born Disease Control Program except</w:t>
+        <w:t xml:space="preserve">(c) Prone position</w:t>
       </w:r>
     </w:p>
     <w:p>
-      <w:pPr>
-        <w:spacing w:after="0" w:before="0"/>
-      </w:pPr>
       <w:r>
-        <w:rPr>
-          <w:b w:val="0"/>
-          <w:sz w:val="22"/>
-        </w:rPr>
-        <w:t>(a) Chikungunya</w:t>
+        <w:t xml:space="preserve">(d) Sitting upright in a chair</w:t>
       </w:r>
     </w:p>
     <w:p>
-      <w:pPr>
-        <w:spacing w:after="0" w:before="0"/>
-      </w:pPr>
       <w:r>
-        <w:rPr>
-          <w:b w:val="0"/>
-          <w:sz w:val="22"/>
-        </w:rPr>
-        <w:t>(b) Dengue</w:t>
+        <w:t xml:space="preserve">Answer: a</w:t>
       </w:r>
     </w:p>
     <w:p>
-      <w:pPr>
-        <w:spacing w:after="0" w:before="0"/>
-      </w:pPr>
       <w:r>
-        <w:rPr>
-          <w:b w:val="0"/>
-          <w:sz w:val="22"/>
-        </w:rPr>
-        <w:t>(c) Plague</w:t>
+        <w:t xml:space="preserve">Solution: After a liver biopsy, the client lies on the right side with a pillow under the costal margin for 2–4 hours, which compresses the biopsy site against the chest wall to control bleeding.</w:t>
       </w:r>
     </w:p>
     <w:p>
-      <w:pPr>
-        <w:spacing w:after="0" w:before="0"/>
-      </w:pPr>
       <w:r>
-        <w:rPr>
-          <w:b w:val="0"/>
-          <w:sz w:val="22"/>
-        </w:rPr>
-        <w:t>(d) Filaria</w:t>
+        <w:t xml:space="preserve">Positive Marks: 1</w:t>
       </w:r>
     </w:p>
     <w:p>
-      <w:pPr>
-        <w:spacing w:after="0" w:before="40"/>
-      </w:pPr>
       <w:r>
-        <w:rPr>
-          <w:b/>
-          <w:sz w:val="22"/>
-        </w:rPr>
-        <w:t>Answer: c</w:t>
+        <w:t xml:space="preserve">Negative Marks: 0.25</w:t>
       </w:r>
     </w:p>
     <w:p>
-      <w:pPr>
-        <w:spacing w:after="0" w:before="0"/>
-      </w:pPr>
       <w:r>
-        <w:rPr>
-          <w:b w:val="0"/>
-          <w:sz w:val="21"/>
-        </w:rPr>
-        <w:t>Solution: Plague is not a vector-borne disease included under NVBDCP; filaria, chikungunya and dengue are.</w:t>
+        <w:t xml:space="preserve"/>
       </w:r>
     </w:p>
     <w:p>
-      <w:pPr>
-        <w:spacing w:after="0" w:before="0"/>
-      </w:pPr>
       <w:r>
-        <w:rPr>
-          <w:b w:val="0"/>
-          <w:sz w:val="20"/>
-        </w:rPr>
-        <w:t>Positive Marks: 1</w:t>
+        <w:t xml:space="preserve">Question: A client with a brain tumor is exhibiting signs of increased intracranial pressure. Which finding is the earliest indicator?</w:t>
       </w:r>
     </w:p>
     <w:p>
-      <w:pPr>
-        <w:spacing w:after="160" w:before="0"/>
-      </w:pPr>
       <w:r>
-        <w:rPr>
-          <w:b w:val="0"/>
-          <w:sz w:val="20"/>
-        </w:rPr>
-        <w:t>Negative Marks: 0.25</w:t>
+        <w:t xml:space="preserve">(a) Change in the level of consciousness</w:t>
       </w:r>
     </w:p>
     <w:p>
-      <w:pPr>
-        <w:spacing w:after="20" w:before="120"/>
-      </w:pPr>
       <w:r>
-        <w:rPr>
-          <w:b/>
-          <w:sz w:val="22"/>
-        </w:rPr>
-        <w:t>Question: A client is admitted with deep partial-thickness burns over 40% of the body. What is the nurse's FIRST priority in the first 24 hours?</w:t>
+        <w:t xml:space="preserve">(b) Widened pulse pressure</w:t>
       </w:r>
     </w:p>
     <w:p>
-      <w:pPr>
-        <w:spacing w:after="0" w:before="0"/>
-      </w:pPr>
       <w:r>
-        <w:rPr>
-          <w:b w:val="0"/>
-          <w:sz w:val="22"/>
-        </w:rPr>
-        <w:t>(a) Airway assessment and fluid resuscitation</w:t>
+        <w:t xml:space="preserve">(c) Cushing's triad</w:t>
       </w:r>
     </w:p>
     <w:p>
-      <w:pPr>
-        <w:spacing w:after="0" w:before="0"/>
-      </w:pPr>
       <w:r>
-        <w:rPr>
-          <w:b w:val="0"/>
-          <w:sz w:val="22"/>
-        </w:rPr>
-        <w:t>(b) High-calorie nutritional support</w:t>
+        <w:t xml:space="preserve">(d) Papilledema</w:t>
       </w:r>
     </w:p>
     <w:p>
-      <w:pPr>
-        <w:spacing w:after="0" w:before="0"/>
-      </w:pPr>
       <w:r>
-        <w:rPr>
-          <w:b w:val="0"/>
-          <w:sz w:val="22"/>
-        </w:rPr>
-        <w:t>(c) Frequent dressing changes</w:t>
+        <w:t xml:space="preserve">Answer: a</w:t>
       </w:r>
     </w:p>
     <w:p>
-      <w:pPr>
-        <w:spacing w:after="0" w:before="0"/>
-      </w:pPr>
       <w:r>
-        <w:rPr>
-          <w:b w:val="0"/>
-          <w:sz w:val="22"/>
-        </w:rPr>
-        <w:t>(d) Initial burn wound debridement</w:t>
+        <w:t xml:space="preserve">Solution: A change in the level of consciousness (restlessness, confusion, lethargy) is the earliest and most sensitive sign of increased ICP. Cushing's triad and papilledema are late signs.</w:t>
       </w:r>
     </w:p>
     <w:p>
-      <w:pPr>
-        <w:spacing w:after="0" w:before="40"/>
-      </w:pPr>
       <w:r>
-        <w:rPr>
-          <w:b/>
-          <w:sz w:val="22"/>
-        </w:rPr>
-        <w:t>Answer: a</w:t>
+        <w:t xml:space="preserve">Positive Marks: 1</w:t>
       </w:r>
     </w:p>
     <w:p>
-      <w:pPr>
-        <w:spacing w:after="0" w:before="0"/>
-      </w:pPr>
       <w:r>
-        <w:rPr>
-          <w:b w:val="0"/>
-          <w:sz w:val="21"/>
-        </w:rPr>
-        <w:t>Solution: Inhalation injury is the greatest early threat, so the airway is assessed first; with the airway secured, aggressive fluid resuscitation is the priority in the first 24 hours to prevent hypovolemic shock.</w:t>
+        <w:t xml:space="preserve">Negative Marks: 0.25</w:t>
       </w:r>
     </w:p>
     <w:p>
-      <w:pPr>
-        <w:spacing w:after="0" w:before="0"/>
-      </w:pPr>
       <w:r>
-        <w:rPr>
-          <w:b w:val="0"/>
-          <w:sz w:val="20"/>
-        </w:rPr>
-        <w:t>Positive Marks: 1</w:t>
+        <w:t xml:space="preserve"/>
       </w:r>
     </w:p>
     <w:p>
-      <w:pPr>
-        <w:spacing w:after="160" w:before="0"/>
-      </w:pPr>
       <w:r>
-        <w:rPr>
-          <w:b w:val="0"/>
-          <w:sz w:val="20"/>
-        </w:rPr>
-        <w:t>Negative Marks: 0.25</w:t>
+        <w:t xml:space="preserve">Question: A client is being treated for sepsis. The nurse monitors the client's serum lactate level. An elevated lactate indicates:</w:t>
+      </w:r>
+    </w:p>
+    <w:p>
+      <w:r>
+        <w:t xml:space="preserve">(a) Tissue hypoperfusion and anaerobic metabolism</w:t>
+      </w:r>
+    </w:p>
+    <w:p>
+      <w:r>
+        <w:t xml:space="preserve">(b) Improved perfusion</w:t>
+      </w:r>
+    </w:p>
+    <w:p>
+      <w:r>
+        <w:t xml:space="preserve">(c) Normal metabolic function</w:t>
+      </w:r>
+    </w:p>
+    <w:p>
+      <w:r>
+        <w:t xml:space="preserve">(d) Decreased infection</w:t>
+      </w:r>
+    </w:p>
+    <w:p>
+      <w:r>
+        <w:t xml:space="preserve">Answer: a</w:t>
+      </w:r>
+    </w:p>
+    <w:p>
+      <w:r>
+        <w:t xml:space="preserve">Solution: Elevated lactate reflects tissue hypoperfusion and anaerobic metabolism in sepsis — a marker of severity. Falling lactate levels indicate response to treatment.</w:t>
+      </w:r>
+    </w:p>
+    <w:p>
+      <w:r>
+        <w:t xml:space="preserve">Positive Marks: 1</w:t>
+      </w:r>
+    </w:p>
+    <w:p>
+      <w:r>
+        <w:t xml:space="preserve">Negative Marks: 0.25</w:t>
+      </w:r>
+    </w:p>
+    <w:p>
+      <w:r>
+        <w:t xml:space="preserve"/>
+      </w:r>
+    </w:p>
+    <w:p>
+      <w:r>
+        <w:t xml:space="preserve">Question: A nurse is preparing to administer an IV push medication. Which action is correct?</w:t>
+      </w:r>
+    </w:p>
+    <w:p>
+      <w:r>
+        <w:t xml:space="preserve">(a) Verify the medication, dose, and route against the order before administration</w:t>
+      </w:r>
+    </w:p>
+    <w:p>
+      <w:r>
+        <w:t xml:space="preserve">(b) Administer the medication without checking the client's ID band</w:t>
+      </w:r>
+    </w:p>
+    <w:p>
+      <w:r>
+        <w:t xml:space="preserve">(c) Give the medication quickly to save time</w:t>
+      </w:r>
+    </w:p>
+    <w:p>
+      <w:r>
+        <w:t xml:space="preserve">(d) Skip documentation of the administration</w:t>
+      </w:r>
+    </w:p>
+    <w:p>
+      <w:r>
+        <w:t xml:space="preserve">Answer: a</w:t>
+      </w:r>
+    </w:p>
+    <w:p>
+      <w:r>
+        <w:t xml:space="preserve">Solution: The nurse verifies the rights of medication administration — right patient, drug, dose, route, time, and documentation — before giving any IV push medication.</w:t>
+      </w:r>
+    </w:p>
+    <w:p>
+      <w:r>
+        <w:t xml:space="preserve">Positive Marks: 1</w:t>
+      </w:r>
+    </w:p>
+    <w:p>
+      <w:r>
+        <w:t xml:space="preserve">Negative Marks: 0.25</w:t>
       </w:r>
     </w:p>
     <w:sectPr>
       <w:pgSz w:w="12240" w:h="15840"/>
-      <w:pgMar w:top="864" w:right="1008" w:bottom="864" w:left="1008" w:header="720" w:footer="720" w:gutter="0"/>
+      <w:pgMar w:top="1440" w:right="1800" w:bottom="1440" w:left="1800" w:header="720" w:footer="720" w:gutter="0"/>
       <w:cols w:space="720"/>
       <w:docGrid w:linePitch="360"/>
     </w:sectPr>
@@ -2535,10 +1365,6 @@
     <w:name w:val="Normal"/>
     <w:qFormat/>
     <w:rsid w:val="00FC693F"/>
-    <w:rPr>
-      <w:rFonts w:ascii="Calibri" w:hAnsi="Calibri"/>
-      <w:sz w:val="22"/>
-    </w:rPr>
   </w:style>
   <w:style w:type="paragraph" w:styleId="Header">
     <w:name w:val="header"/>
